--- a/7.stats_notes/class/inferential/ANOVA test.docx
+++ b/7.stats_notes/class/inferential/ANOVA test.docx
@@ -63,22 +63,37 @@
         <w:suppressLineNumbers w:val="0"/>
         <w:spacing w:before="105" w:beforeAutospacing="0" w:after="105" w:afterAutospacing="0"/>
         <w:rPr>
-          <w:sz w:val="20"/>
-          <w:szCs w:val="20"/>
-        </w:rPr>
-      </w:pPr>
-      <w:r>
-        <w:rPr>
-          <w:i w:val="0"/>
-          <w:iCs w:val="0"/>
-          <w:caps w:val="0"/>
-          <w:color w:val="212121"/>
-          <w:spacing w:val="0"/>
-          <w:sz w:val="20"/>
-          <w:szCs w:val="20"/>
-          <w:shd w:val="clear" w:fill="FFFFFF"/>
-        </w:rPr>
-        <w:t>ANOVA (Analysis of Variance) Overview:</w:t>
+          <w:sz w:val="40"/>
+          <w:szCs w:val="40"/>
+        </w:rPr>
+      </w:pPr>
+      <w:r>
+        <w:rPr>
+          <w:i w:val="0"/>
+          <w:iCs w:val="0"/>
+          <w:caps w:val="0"/>
+          <w:color w:val="212121"/>
+          <w:spacing w:val="0"/>
+          <w:sz w:val="40"/>
+          <w:szCs w:val="40"/>
+          <w:shd w:val="clear" w:fill="FFFFFF"/>
+        </w:rPr>
+        <w:t>ANO</w:t>
+      </w:r>
+      <w:bookmarkStart w:id="0" w:name="_GoBack"/>
+      <w:bookmarkEnd w:id="0"/>
+      <w:r>
+        <w:rPr>
+          <w:i w:val="0"/>
+          <w:iCs w:val="0"/>
+          <w:caps w:val="0"/>
+          <w:color w:val="212121"/>
+          <w:spacing w:val="0"/>
+          <w:sz w:val="40"/>
+          <w:szCs w:val="40"/>
+          <w:shd w:val="clear" w:fill="FFFFFF"/>
+        </w:rPr>
+        <w:t>VA (Analysis of Variance) Overview:</w:t>
       </w:r>
     </w:p>
     <w:p>
@@ -92,14 +107,14 @@
         <w:spacing w:before="105" w:beforeAutospacing="0" w:after="60" w:afterAutospacing="0"/>
         <w:ind w:left="0" w:firstLine="0"/>
         <w:rPr>
-          <w:rFonts w:ascii="sans-serif" w:hAnsi="sans-serif" w:eastAsia="sans-serif" w:cs="sans-serif"/>
-          <w:i w:val="0"/>
-          <w:iCs w:val="0"/>
-          <w:caps w:val="0"/>
-          <w:color w:val="212121"/>
-          <w:spacing w:val="0"/>
-          <w:sz w:val="16"/>
-          <w:szCs w:val="16"/>
+          <w:rFonts w:hint="default" w:ascii="Calibri" w:hAnsi="Calibri" w:eastAsia="sans-serif" w:cs="Calibri"/>
+          <w:i w:val="0"/>
+          <w:iCs w:val="0"/>
+          <w:caps w:val="0"/>
+          <w:color w:val="212121"/>
+          <w:spacing w:val="0"/>
+          <w:sz w:val="21"/>
+          <w:szCs w:val="21"/>
         </w:rPr>
       </w:pPr>
       <w:r>
@@ -147,17 +162,47 @@
       </w:r>
       <w:r>
         <w:rPr>
-          <w:rFonts w:hint="default" w:ascii="sans-serif" w:hAnsi="sans-serif" w:eastAsia="sans-serif" w:cs="sans-serif"/>
-          <w:i w:val="0"/>
-          <w:iCs w:val="0"/>
-          <w:caps w:val="0"/>
-          <w:color w:val="212121"/>
-          <w:spacing w:val="0"/>
-          <w:sz w:val="16"/>
-          <w:szCs w:val="16"/>
-          <w:shd w:val="clear" w:fill="FFFFFF"/>
-        </w:rPr>
-        <w:t>ANOVA is a statistical method used to determine whether there are significant differences between the means of three or more independent groups. It helps in understanding if at least one group mean is significantly different from the others.</w:t>
+          <w:rFonts w:hint="default" w:ascii="Calibri" w:hAnsi="Calibri" w:eastAsia="sans-serif" w:cs="Calibri"/>
+          <w:i w:val="0"/>
+          <w:iCs w:val="0"/>
+          <w:caps w:val="0"/>
+          <w:color w:val="212121"/>
+          <w:spacing w:val="0"/>
+          <w:sz w:val="21"/>
+          <w:szCs w:val="21"/>
+          <w:shd w:val="clear" w:fill="FFFFFF"/>
+        </w:rPr>
+        <w:t xml:space="preserve">ANOVA is a statistical method used to determine whether there are significant differences between the means of </w:t>
+      </w:r>
+      <w:r>
+        <w:rPr>
+          <w:rFonts w:hint="default" w:ascii="Calibri" w:hAnsi="Calibri" w:eastAsia="sans-serif" w:cs="Calibri"/>
+          <w:b/>
+          <w:bCs/>
+          <w:i w:val="0"/>
+          <w:iCs w:val="0"/>
+          <w:caps w:val="0"/>
+          <w:color w:val="212121"/>
+          <w:spacing w:val="0"/>
+          <w:sz w:val="21"/>
+          <w:szCs w:val="21"/>
+          <w:shd w:val="clear" w:fill="FFFFFF"/>
+        </w:rPr>
+        <w:t>three or more independent groups</w:t>
+      </w:r>
+      <w:r>
+        <w:rPr>
+          <w:rFonts w:hint="default" w:ascii="Calibri" w:hAnsi="Calibri" w:eastAsia="sans-serif" w:cs="Calibri"/>
+          <w:i w:val="0"/>
+          <w:iCs w:val="0"/>
+          <w:caps w:val="0"/>
+          <w:color w:val="212121"/>
+          <w:spacing w:val="0"/>
+          <w:sz w:val="21"/>
+          <w:szCs w:val="21"/>
+          <w:shd w:val="clear" w:fill="FFFFFF"/>
+        </w:rPr>
+        <w:t>. It helps in understanding if at least one group mean is significantly different from the others.</w:t>
       </w:r>
     </w:p>
     <w:p>
@@ -171,26 +216,26 @@
         <w:spacing w:before="105" w:beforeAutospacing="0" w:after="60" w:afterAutospacing="0"/>
         <w:ind w:left="0" w:firstLine="0"/>
         <w:rPr>
-          <w:rFonts w:hint="default" w:ascii="sans-serif" w:hAnsi="sans-serif" w:eastAsia="sans-serif" w:cs="sans-serif"/>
-          <w:i w:val="0"/>
-          <w:iCs w:val="0"/>
-          <w:caps w:val="0"/>
-          <w:color w:val="212121"/>
-          <w:spacing w:val="0"/>
-          <w:sz w:val="16"/>
-          <w:szCs w:val="16"/>
-        </w:rPr>
-      </w:pPr>
-      <w:r>
-        <w:rPr>
-          <w:rFonts w:hint="default" w:ascii="sans-serif" w:hAnsi="sans-serif" w:eastAsia="sans-serif" w:cs="sans-serif"/>
-          <w:i w:val="0"/>
-          <w:iCs w:val="0"/>
-          <w:caps w:val="0"/>
-          <w:color w:val="212121"/>
-          <w:spacing w:val="0"/>
-          <w:sz w:val="16"/>
-          <w:szCs w:val="16"/>
+          <w:rFonts w:hint="default" w:ascii="Calibri" w:hAnsi="Calibri" w:eastAsia="sans-serif" w:cs="Calibri"/>
+          <w:i w:val="0"/>
+          <w:iCs w:val="0"/>
+          <w:caps w:val="0"/>
+          <w:color w:val="212121"/>
+          <w:spacing w:val="0"/>
+          <w:sz w:val="21"/>
+          <w:szCs w:val="21"/>
+        </w:rPr>
+      </w:pPr>
+      <w:r>
+        <w:rPr>
+          <w:rFonts w:hint="default" w:ascii="Calibri" w:hAnsi="Calibri" w:eastAsia="sans-serif" w:cs="Calibri"/>
+          <w:i w:val="0"/>
+          <w:iCs w:val="0"/>
+          <w:caps w:val="0"/>
+          <w:color w:val="212121"/>
+          <w:spacing w:val="0"/>
+          <w:sz w:val="21"/>
+          <w:szCs w:val="21"/>
           <w:shd w:val="clear" w:fill="FFFFFF"/>
         </w:rPr>
         <w:t>ANOVA tests the null hypothesis that all group means are equal against the alternative hypothesis that at least one group mean is different.</w:t>
@@ -1833,10 +1878,7 @@
     <w:p/>
     <w:p/>
     <w:p/>
-    <w:p>
-      <w:bookmarkStart w:id="0" w:name="_GoBack"/>
-      <w:bookmarkEnd w:id="0"/>
-    </w:p>
+    <w:p/>
     <w:sectPr>
       <w:pgSz w:w="12240" w:h="15840"/>
       <w:pgMar w:top="1440" w:right="1440" w:bottom="1440" w:left="1440" w:header="720" w:footer="720" w:gutter="0"/>

--- a/7.stats_notes/class/inferential/ANOVA test.docx
+++ b/7.stats_notes/class/inferential/ANOVA test.docx
@@ -78,22 +78,7 @@
           <w:szCs w:val="40"/>
           <w:shd w:val="clear" w:fill="FFFFFF"/>
         </w:rPr>
-        <w:t>ANO</w:t>
-      </w:r>
-      <w:bookmarkStart w:id="0" w:name="_GoBack"/>
-      <w:bookmarkEnd w:id="0"/>
-      <w:r>
-        <w:rPr>
-          <w:i w:val="0"/>
-          <w:iCs w:val="0"/>
-          <w:caps w:val="0"/>
-          <w:color w:val="212121"/>
-          <w:spacing w:val="0"/>
-          <w:sz w:val="40"/>
-          <w:szCs w:val="40"/>
-          <w:shd w:val="clear" w:fill="FFFFFF"/>
-        </w:rPr>
-        <w:t>VA (Analysis of Variance) Overview:</w:t>
+        <w:t>ANOVA (Analysis of Variance) Overview:</w:t>
       </w:r>
     </w:p>
     <w:p>
@@ -1136,8 +1121,8 @@
           <w:caps w:val="0"/>
           <w:color w:val="212121"/>
           <w:spacing w:val="0"/>
-          <w:sz w:val="20"/>
-          <w:szCs w:val="20"/>
+          <w:sz w:val="24"/>
+          <w:szCs w:val="24"/>
         </w:rPr>
       </w:pPr>
       <w:r>
@@ -1151,8 +1136,8 @@
           <w:caps w:val="0"/>
           <w:color w:val="212121"/>
           <w:spacing w:val="0"/>
-          <w:sz w:val="20"/>
-          <w:szCs w:val="20"/>
+          <w:sz w:val="24"/>
+          <w:szCs w:val="24"/>
           <w:shd w:val="clear" w:fill="FFFFFF"/>
         </w:rPr>
         <w:t>Use Cases of ANOVA</w:t>
@@ -1165,8 +1150,8 @@
           <w:caps w:val="0"/>
           <w:color w:val="212121"/>
           <w:spacing w:val="0"/>
-          <w:sz w:val="20"/>
-          <w:szCs w:val="20"/>
+          <w:sz w:val="24"/>
+          <w:szCs w:val="24"/>
           <w:shd w:val="clear" w:fill="FFFFFF"/>
         </w:rPr>
         <w:t>:</w:t>
@@ -1184,32 +1169,37 @@
         <w:suppressLineNumbers w:val="0"/>
         <w:spacing w:before="0" w:beforeAutospacing="1" w:after="0" w:afterAutospacing="1"/>
         <w:ind w:left="720" w:hanging="360"/>
+        <w:rPr>
+          <w:rFonts w:hint="default" w:ascii="Calibri" w:hAnsi="Calibri" w:cs="Calibri"/>
+          <w:sz w:val="44"/>
+          <w:szCs w:val="44"/>
+        </w:rPr>
       </w:pPr>
       <w:r>
         <w:rPr>
           <w:rStyle w:val="7"/>
-          <w:rFonts w:hint="default" w:ascii="sans-serif" w:hAnsi="sans-serif" w:eastAsia="sans-serif" w:cs="sans-serif"/>
-          <w:i w:val="0"/>
-          <w:iCs w:val="0"/>
-          <w:caps w:val="0"/>
-          <w:color w:val="212121"/>
-          <w:spacing w:val="0"/>
-          <w:sz w:val="16"/>
-          <w:szCs w:val="16"/>
+          <w:rFonts w:hint="default" w:ascii="Calibri" w:hAnsi="Calibri" w:eastAsia="sans-serif" w:cs="Calibri"/>
+          <w:i w:val="0"/>
+          <w:iCs w:val="0"/>
+          <w:caps w:val="0"/>
+          <w:color w:val="212121"/>
+          <w:spacing w:val="0"/>
+          <w:sz w:val="28"/>
+          <w:szCs w:val="28"/>
           <w:shd w:val="clear" w:fill="FFFFFF"/>
         </w:rPr>
         <w:t>Education</w:t>
       </w:r>
       <w:r>
         <w:rPr>
-          <w:rFonts w:hint="default" w:ascii="sans-serif" w:hAnsi="sans-serif" w:eastAsia="sans-serif" w:cs="sans-serif"/>
-          <w:i w:val="0"/>
-          <w:iCs w:val="0"/>
-          <w:caps w:val="0"/>
-          <w:color w:val="212121"/>
-          <w:spacing w:val="0"/>
-          <w:sz w:val="16"/>
-          <w:szCs w:val="16"/>
+          <w:rFonts w:hint="default" w:ascii="Calibri" w:hAnsi="Calibri" w:eastAsia="sans-serif" w:cs="Calibri"/>
+          <w:i w:val="0"/>
+          <w:iCs w:val="0"/>
+          <w:caps w:val="0"/>
+          <w:color w:val="212121"/>
+          <w:spacing w:val="0"/>
+          <w:sz w:val="28"/>
+          <w:szCs w:val="28"/>
           <w:shd w:val="clear" w:fill="FFFFFF"/>
         </w:rPr>
         <w:t>: Comparing the effectiveness of multiple teaching strategies on student performance.</w:t>
@@ -1227,32 +1217,37 @@
         <w:suppressLineNumbers w:val="0"/>
         <w:spacing w:before="0" w:beforeAutospacing="1" w:after="0" w:afterAutospacing="1"/>
         <w:ind w:left="720" w:hanging="360"/>
+        <w:rPr>
+          <w:rFonts w:hint="default" w:ascii="Calibri" w:hAnsi="Calibri" w:cs="Calibri"/>
+          <w:sz w:val="44"/>
+          <w:szCs w:val="44"/>
+        </w:rPr>
       </w:pPr>
       <w:r>
         <w:rPr>
           <w:rStyle w:val="7"/>
-          <w:rFonts w:hint="default" w:ascii="sans-serif" w:hAnsi="sans-serif" w:eastAsia="sans-serif" w:cs="sans-serif"/>
-          <w:i w:val="0"/>
-          <w:iCs w:val="0"/>
-          <w:caps w:val="0"/>
-          <w:color w:val="212121"/>
-          <w:spacing w:val="0"/>
-          <w:sz w:val="16"/>
-          <w:szCs w:val="16"/>
+          <w:rFonts w:hint="default" w:ascii="Calibri" w:hAnsi="Calibri" w:eastAsia="sans-serif" w:cs="Calibri"/>
+          <w:i w:val="0"/>
+          <w:iCs w:val="0"/>
+          <w:caps w:val="0"/>
+          <w:color w:val="212121"/>
+          <w:spacing w:val="0"/>
+          <w:sz w:val="28"/>
+          <w:szCs w:val="28"/>
           <w:shd w:val="clear" w:fill="FFFFFF"/>
         </w:rPr>
         <w:t>Medicine</w:t>
       </w:r>
       <w:r>
         <w:rPr>
-          <w:rFonts w:hint="default" w:ascii="sans-serif" w:hAnsi="sans-serif" w:eastAsia="sans-serif" w:cs="sans-serif"/>
-          <w:i w:val="0"/>
-          <w:iCs w:val="0"/>
-          <w:caps w:val="0"/>
-          <w:color w:val="212121"/>
-          <w:spacing w:val="0"/>
-          <w:sz w:val="16"/>
-          <w:szCs w:val="16"/>
+          <w:rFonts w:hint="default" w:ascii="Calibri" w:hAnsi="Calibri" w:eastAsia="sans-serif" w:cs="Calibri"/>
+          <w:i w:val="0"/>
+          <w:iCs w:val="0"/>
+          <w:caps w:val="0"/>
+          <w:color w:val="212121"/>
+          <w:spacing w:val="0"/>
+          <w:sz w:val="28"/>
+          <w:szCs w:val="28"/>
           <w:shd w:val="clear" w:fill="FFFFFF"/>
         </w:rPr>
         <w:t>: Analyzing the effectiveness of different treatments or dosages.</w:t>
@@ -1270,32 +1265,37 @@
         <w:suppressLineNumbers w:val="0"/>
         <w:spacing w:before="0" w:beforeAutospacing="1" w:after="0" w:afterAutospacing="1"/>
         <w:ind w:left="720" w:hanging="360"/>
+        <w:rPr>
+          <w:rFonts w:hint="default" w:ascii="Calibri" w:hAnsi="Calibri" w:cs="Calibri"/>
+          <w:sz w:val="44"/>
+          <w:szCs w:val="44"/>
+        </w:rPr>
       </w:pPr>
       <w:r>
         <w:rPr>
           <w:rStyle w:val="7"/>
-          <w:rFonts w:hint="default" w:ascii="sans-serif" w:hAnsi="sans-serif" w:eastAsia="sans-serif" w:cs="sans-serif"/>
-          <w:i w:val="0"/>
-          <w:iCs w:val="0"/>
-          <w:caps w:val="0"/>
-          <w:color w:val="212121"/>
-          <w:spacing w:val="0"/>
-          <w:sz w:val="16"/>
-          <w:szCs w:val="16"/>
+          <w:rFonts w:hint="default" w:ascii="Calibri" w:hAnsi="Calibri" w:eastAsia="sans-serif" w:cs="Calibri"/>
+          <w:i w:val="0"/>
+          <w:iCs w:val="0"/>
+          <w:caps w:val="0"/>
+          <w:color w:val="212121"/>
+          <w:spacing w:val="0"/>
+          <w:sz w:val="28"/>
+          <w:szCs w:val="28"/>
           <w:shd w:val="clear" w:fill="FFFFFF"/>
         </w:rPr>
         <w:t>Marketing</w:t>
       </w:r>
       <w:r>
         <w:rPr>
-          <w:rFonts w:hint="default" w:ascii="sans-serif" w:hAnsi="sans-serif" w:eastAsia="sans-serif" w:cs="sans-serif"/>
-          <w:i w:val="0"/>
-          <w:iCs w:val="0"/>
-          <w:caps w:val="0"/>
-          <w:color w:val="212121"/>
-          <w:spacing w:val="0"/>
-          <w:sz w:val="16"/>
-          <w:szCs w:val="16"/>
+          <w:rFonts w:hint="default" w:ascii="Calibri" w:hAnsi="Calibri" w:eastAsia="sans-serif" w:cs="Calibri"/>
+          <w:i w:val="0"/>
+          <w:iCs w:val="0"/>
+          <w:caps w:val="0"/>
+          <w:color w:val="212121"/>
+          <w:spacing w:val="0"/>
+          <w:sz w:val="28"/>
+          <w:szCs w:val="28"/>
           <w:shd w:val="clear" w:fill="FFFFFF"/>
         </w:rPr>
         <w:t>: Comparing sales performance across different regions or time periods.</w:t>
@@ -1313,32 +1313,37 @@
         <w:suppressLineNumbers w:val="0"/>
         <w:spacing w:before="0" w:beforeAutospacing="1" w:after="0" w:afterAutospacing="1"/>
         <w:ind w:left="720" w:hanging="360"/>
+        <w:rPr>
+          <w:rFonts w:hint="default" w:ascii="Calibri" w:hAnsi="Calibri" w:cs="Calibri"/>
+          <w:sz w:val="44"/>
+          <w:szCs w:val="44"/>
+        </w:rPr>
       </w:pPr>
       <w:r>
         <w:rPr>
           <w:rStyle w:val="7"/>
-          <w:rFonts w:hint="default" w:ascii="sans-serif" w:hAnsi="sans-serif" w:eastAsia="sans-serif" w:cs="sans-serif"/>
-          <w:i w:val="0"/>
-          <w:iCs w:val="0"/>
-          <w:caps w:val="0"/>
-          <w:color w:val="212121"/>
-          <w:spacing w:val="0"/>
-          <w:sz w:val="16"/>
-          <w:szCs w:val="16"/>
+          <w:rFonts w:hint="default" w:ascii="Calibri" w:hAnsi="Calibri" w:eastAsia="sans-serif" w:cs="Calibri"/>
+          <w:i w:val="0"/>
+          <w:iCs w:val="0"/>
+          <w:caps w:val="0"/>
+          <w:color w:val="212121"/>
+          <w:spacing w:val="0"/>
+          <w:sz w:val="28"/>
+          <w:szCs w:val="28"/>
           <w:shd w:val="clear" w:fill="FFFFFF"/>
         </w:rPr>
         <w:t>Agriculture</w:t>
       </w:r>
       <w:r>
         <w:rPr>
-          <w:rFonts w:hint="default" w:ascii="sans-serif" w:hAnsi="sans-serif" w:eastAsia="sans-serif" w:cs="sans-serif"/>
-          <w:i w:val="0"/>
-          <w:iCs w:val="0"/>
-          <w:caps w:val="0"/>
-          <w:color w:val="212121"/>
-          <w:spacing w:val="0"/>
-          <w:sz w:val="16"/>
-          <w:szCs w:val="16"/>
+          <w:rFonts w:hint="default" w:ascii="Calibri" w:hAnsi="Calibri" w:eastAsia="sans-serif" w:cs="Calibri"/>
+          <w:i w:val="0"/>
+          <w:iCs w:val="0"/>
+          <w:caps w:val="0"/>
+          <w:color w:val="212121"/>
+          <w:spacing w:val="0"/>
+          <w:sz w:val="28"/>
+          <w:szCs w:val="28"/>
           <w:shd w:val="clear" w:fill="FFFFFF"/>
         </w:rPr>
         <w:t>: Comparing the yield of crops across different fertilizers.</w:t>
@@ -1813,20 +1818,53 @@
     </w:p>
     <w:p/>
     <w:p>
-      <w:r>
-        <w:pict>
-          <v:shape id="_x0000_i1032" o:spt="75" type="#_x0000_t75" style="height:399.2pt;width:437.65pt;" filled="f" o:preferrelative="t" stroked="f" coordsize="21600,21600">
-            <v:path/>
-            <v:fill on="f" focussize="0,0"/>
-            <v:stroke on="f" joinstyle="miter"/>
-            <v:imagedata r:id="rId10" cropleft="24481f" croptop="15419f" cropright="15121f" cropbottom="7871f" o:title="Screenshot (1351)"/>
-            <o:lock v:ext="edit" aspectratio="t"/>
-            <w10:wrap type="none"/>
-            <w10:anchorlock/>
-          </v:shape>
-        </w:pict>
-      </w:r>
-    </w:p>
+      <w:bookmarkStart w:id="0" w:name="_GoBack"/>
+      <w:r>
+        <w:drawing>
+          <wp:inline distT="0" distB="0" distL="114300" distR="114300">
+            <wp:extent cx="5558155" cy="5069840"/>
+            <wp:effectExtent l="0" t="0" r="4445" b="16510"/>
+            <wp:docPr id="1" name="Picture 12" descr="Screenshot (1351)"/>
+            <wp:cNvGraphicFramePr>
+              <a:graphicFrameLocks xmlns:a="http://schemas.openxmlformats.org/drawingml/2006/main" noChangeAspect="1"/>
+            </wp:cNvGraphicFramePr>
+            <a:graphic xmlns:a="http://schemas.openxmlformats.org/drawingml/2006/main">
+              <a:graphicData uri="http://schemas.openxmlformats.org/drawingml/2006/picture">
+                <pic:pic xmlns:pic="http://schemas.openxmlformats.org/drawingml/2006/picture">
+                  <pic:nvPicPr>
+                    <pic:cNvPr id="1" name="Picture 12" descr="Screenshot (1351)"/>
+                    <pic:cNvPicPr>
+                      <a:picLocks noChangeAspect="1"/>
+                    </pic:cNvPicPr>
+                  </pic:nvPicPr>
+                  <pic:blipFill>
+                    <a:blip r:embed="rId10"/>
+                    <a:srcRect l="37355" t="23528" r="23073" b="12010"/>
+                    <a:stretch>
+                      <a:fillRect/>
+                    </a:stretch>
+                  </pic:blipFill>
+                  <pic:spPr>
+                    <a:xfrm>
+                      <a:off x="0" y="0"/>
+                      <a:ext cx="5558155" cy="5069840"/>
+                    </a:xfrm>
+                    <a:prstGeom prst="rect">
+                      <a:avLst/>
+                    </a:prstGeom>
+                    <a:noFill/>
+                    <a:ln>
+                      <a:noFill/>
+                    </a:ln>
+                  </pic:spPr>
+                </pic:pic>
+              </a:graphicData>
+            </a:graphic>
+          </wp:inline>
+        </w:drawing>
+      </w:r>
+    </w:p>
+    <w:bookmarkEnd w:id="0"/>
     <w:p/>
     <w:p>
       <w:r>
